--- a/Coding 2 - year/Unit 3 - Advanced Functions & Algorithms/Daily Lesson Plans/Word/Day 16.docx
+++ b/Coding 2 - year/Unit 3 - Advanced Functions & Algorithms/Daily Lesson Plans/Word/Day 16.docx
@@ -50,12 +50,15 @@
               </w:rPr>
               <w:t xml:space="preserve">Coding II — Full Year</w:t>
             </w:r>
-          </w:p>
-          <w:p>
-            <w:pPr>
-              <w:spacing w:before="40"/>
-              <w:jc w:val="center"/>
-            </w:pPr>
+            <w:r>
+              <w:rPr>
+                <w:rFonts w:ascii="Arial" w:cs="Arial" w:eastAsia="Arial" w:hAnsi="Arial"/>
+                <w:sz w:val="16"/>
+                <w:szCs w:val="16"/>
+              </w:rPr>
+              <w:br/>
+              <w:t xml:space="preserve"/>
+            </w:r>
             <w:r>
               <w:rPr>
                 <w:rFonts w:ascii="Arial" w:cs="Arial" w:eastAsia="Arial" w:hAnsi="Arial"/>
@@ -83,7 +86,7 @@
           <w:rFonts w:ascii="Arial" w:cs="Arial" w:eastAsia="Arial" w:hAnsi="Arial"/>
           <w:b/>
           <w:bCs/>
-          <w:color w:val="0D3B1F"/>
+          <w:color w:val="1B7A4A"/>
           <w:sz w:val="32"/>
           <w:szCs w:val="32"/>
         </w:rPr>
@@ -261,9 +264,9 @@
               <w:right w:val="single" w:color="CCCCCC" w:sz="1"/>
             </w:tcBorders>
             <w:tcMar>
-              <w:top w:type="dxa" w:w="60"/>
+              <w:top w:type="dxa" w:w="80"/>
               <w:left w:type="dxa" w:w="120"/>
-              <w:bottom w:type="dxa" w:w="60"/>
+              <w:bottom w:type="dxa" w:w="80"/>
               <w:right w:type="dxa" w:w="120"/>
             </w:tcMar>
           </w:tcPr>
@@ -290,20 +293,213 @@
               <w:right w:val="single" w:color="CCCCCC" w:sz="1"/>
             </w:tcBorders>
             <w:tcMar>
-              <w:top w:type="dxa" w:w="60"/>
+              <w:top w:type="dxa" w:w="80"/>
               <w:left w:type="dxa" w:w="120"/>
-              <w:bottom w:type="dxa" w:w="60"/>
+              <w:bottom w:type="dxa" w:w="80"/>
               <w:right w:type="dxa" w:w="120"/>
             </w:tcMar>
           </w:tcPr>
           <w:p>
-            <w:r>
-              <w:rPr>
-                <w:rFonts w:ascii="Arial" w:cs="Arial" w:eastAsia="Arial" w:hAnsi="Arial"/>
-                <w:sz w:val="20"/>
-                <w:szCs w:val="20"/>
+            <w:pPr>
+              <w:spacing w:after="80" w:before="80"/>
+            </w:pPr>
+            <w:r>
+              <w:rPr>
+                <w:rFonts w:ascii="Arial" w:cs="Arial" w:eastAsia="Arial" w:hAnsi="Arial"/>
+                <w:b/>
+                <w:bCs/>
+                <w:i w:val="false"/>
+                <w:iCs w:val="false"/>
+                <w:color w:val="000000"/>
+                <w:sz w:val="22"/>
+                <w:szCs w:val="22"/>
               </w:rPr>
               <w:t xml:space="preserve">Bell Ringer / Review</w:t>
+            </w:r>
+            <w:r>
+              <w:rPr>
+                <w:rFonts w:ascii="Arial" w:cs="Arial" w:eastAsia="Arial" w:hAnsi="Arial"/>
+                <w:sz w:val="20"/>
+                <w:szCs w:val="20"/>
+              </w:rPr>
+              <w:br/>
+              <w:t xml:space="preserve"/>
+            </w:r>
+            <w:r>
+              <w:rPr>
+                <w:rFonts w:ascii="Arial" w:cs="Arial" w:eastAsia="Arial" w:hAnsi="Arial"/>
+                <w:sz w:val="20"/>
+                <w:szCs w:val="20"/>
+              </w:rPr>
+              <w:br/>
+              <w:t xml:space="preserve"/>
+            </w:r>
+            <w:r>
+              <w:rPr>
+                <w:rFonts w:ascii="Arial" w:cs="Arial" w:eastAsia="Arial" w:hAnsi="Arial"/>
+                <w:b/>
+                <w:bCs/>
+                <w:i w:val="false"/>
+                <w:iCs w:val="false"/>
+                <w:color w:val="000000"/>
+                <w:sz w:val="20"/>
+                <w:szCs w:val="20"/>
+              </w:rPr>
+              <w:t xml:space="preserve">Quick Write </w:t>
+            </w:r>
+            <w:r>
+              <w:rPr>
+                <w:rFonts w:ascii="Arial" w:cs="Arial" w:eastAsia="Arial" w:hAnsi="Arial"/>
+                <w:b w:val="false"/>
+                <w:bCs w:val="false"/>
+                <w:i w:val="false"/>
+                <w:iCs w:val="false"/>
+                <w:color w:val="000000"/>
+                <w:sz w:val="20"/>
+                <w:szCs w:val="20"/>
+              </w:rPr>
+              <w:t xml:space="preserve">(3 min — written or verbal):</w:t>
+            </w:r>
+            <w:r>
+              <w:rPr>
+                <w:rFonts w:ascii="Arial" w:cs="Arial" w:eastAsia="Arial" w:hAnsi="Arial"/>
+                <w:sz w:val="20"/>
+                <w:szCs w:val="20"/>
+              </w:rPr>
+              <w:br/>
+              <w:t xml:space="preserve"/>
+            </w:r>
+            <w:r>
+              <w:rPr>
+                <w:rFonts w:ascii="Arial" w:cs="Arial" w:eastAsia="Arial" w:hAnsi="Arial"/>
+                <w:b w:val="false"/>
+                <w:bCs w:val="false"/>
+                <w:i w:val="false"/>
+                <w:iCs w:val="false"/>
+                <w:color w:val="000000"/>
+                <w:sz w:val="20"/>
+                <w:szCs w:val="20"/>
+              </w:rPr>
+              <w:t xml:space="preserve">    In your own words: Understand how recursion works and write simple recursive functions with base cases and recursive cases?</w:t>
+            </w:r>
+            <w:r>
+              <w:rPr>
+                <w:rFonts w:ascii="Arial" w:cs="Arial" w:eastAsia="Arial" w:hAnsi="Arial"/>
+                <w:sz w:val="20"/>
+                <w:szCs w:val="20"/>
+              </w:rPr>
+              <w:br/>
+              <w:t xml:space="preserve"/>
+            </w:r>
+            <w:r>
+              <w:rPr>
+                <w:rFonts w:ascii="Arial" w:cs="Arial" w:eastAsia="Arial" w:hAnsi="Arial"/>
+                <w:sz w:val="20"/>
+                <w:szCs w:val="20"/>
+              </w:rPr>
+              <w:br/>
+              <w:t xml:space="preserve"/>
+            </w:r>
+            <w:r>
+              <w:rPr>
+                <w:rFonts w:ascii="Arial" w:cs="Arial" w:eastAsia="Arial" w:hAnsi="Arial"/>
+                <w:b/>
+                <w:bCs/>
+                <w:i w:val="false"/>
+                <w:iCs w:val="false"/>
+                <w:color w:val="000000"/>
+                <w:sz w:val="20"/>
+                <w:szCs w:val="20"/>
+              </w:rPr>
+              <w:t xml:space="preserve">Vocabulary Preview — </w:t>
+            </w:r>
+            <w:r>
+              <w:rPr>
+                <w:rFonts w:ascii="Arial" w:cs="Arial" w:eastAsia="Arial" w:hAnsi="Arial"/>
+                <w:b w:val="false"/>
+                <w:bCs w:val="false"/>
+                <w:i w:val="false"/>
+                <w:iCs w:val="false"/>
+                <w:color w:val="000000"/>
+                <w:sz w:val="20"/>
+                <w:szCs w:val="20"/>
+              </w:rPr>
+              <w:t xml:space="preserve">terms we'll use today:</w:t>
+            </w:r>
+            <w:r>
+              <w:rPr>
+                <w:rFonts w:ascii="Arial" w:cs="Arial" w:eastAsia="Arial" w:hAnsi="Arial"/>
+                <w:sz w:val="20"/>
+                <w:szCs w:val="20"/>
+              </w:rPr>
+              <w:br/>
+              <w:t xml:space="preserve"/>
+            </w:r>
+            <w:r>
+              <w:rPr>
+                <w:rFonts w:ascii="Arial" w:cs="Arial" w:eastAsia="Arial" w:hAnsi="Arial"/>
+                <w:b w:val="false"/>
+                <w:bCs w:val="false"/>
+                <w:i w:val="false"/>
+                <w:iCs w:val="false"/>
+                <w:color w:val="000000"/>
+                <w:sz w:val="20"/>
+                <w:szCs w:val="20"/>
+              </w:rPr>
+              <w:t xml:space="preserve">    • Recursion   •   Base Case   •   Recursive Case   •   Call Stack   •   Stack Overflow   •   How Recursion Works</w:t>
+            </w:r>
+            <w:r>
+              <w:rPr>
+                <w:rFonts w:ascii="Arial" w:cs="Arial" w:eastAsia="Arial" w:hAnsi="Arial"/>
+                <w:sz w:val="20"/>
+                <w:szCs w:val="20"/>
+              </w:rPr>
+              <w:br/>
+              <w:t xml:space="preserve"/>
+            </w:r>
+            <w:r>
+              <w:rPr>
+                <w:rFonts w:ascii="Arial" w:cs="Arial" w:eastAsia="Arial" w:hAnsi="Arial"/>
+                <w:sz w:val="20"/>
+                <w:szCs w:val="20"/>
+              </w:rPr>
+              <w:br/>
+              <w:t xml:space="preserve"/>
+            </w:r>
+            <w:r>
+              <w:rPr>
+                <w:rFonts w:ascii="Arial" w:cs="Arial" w:eastAsia="Arial" w:hAnsi="Arial"/>
+                <w:b w:val="false"/>
+                <w:bCs w:val="false"/>
+                <w:i/>
+                <w:iCs/>
+                <w:color w:val="444444"/>
+                <w:sz w:val="20"/>
+                <w:szCs w:val="20"/>
+              </w:rPr>
+              <w:t xml:space="preserve">Today's Goal: By the end of class you will be able to understand how recursion works and write simple recursive functions with base cases and recursive cases.</w:t>
+            </w:r>
+            <w:r>
+              <w:rPr>
+                <w:rFonts w:ascii="Arial" w:cs="Arial" w:eastAsia="Arial" w:hAnsi="Arial"/>
+                <w:sz w:val="20"/>
+                <w:szCs w:val="20"/>
+              </w:rPr>
+              <w:br/>
+              <w:t xml:space="preserve"/>
+            </w:r>
+            <w:r>
+              <w:rPr>
+                <w:rFonts w:ascii="Arial" w:cs="Arial" w:eastAsia="Arial" w:hAnsi="Arial"/>
+                <w:b w:val="false"/>
+                <w:bCs w:val="false"/>
+                <w:i/>
+                <w:iCs/>
+                <w:color w:val="555555"/>
+                <w:sz w:val="20"/>
+                <w:szCs w:val="20"/>
+              </w:rPr>
+              <w:t xml:space="preserve">→ Pair-share your response, then 2–3 students share with the class.</w:t>
             </w:r>
           </w:p>
         </w:tc>
@@ -319,9 +515,9 @@
               <w:right w:val="single" w:color="CCCCCC" w:sz="1"/>
             </w:tcBorders>
             <w:tcMar>
-              <w:top w:type="dxa" w:w="60"/>
+              <w:top w:type="dxa" w:w="80"/>
               <w:left w:type="dxa" w:w="120"/>
-              <w:bottom w:type="dxa" w:w="60"/>
+              <w:bottom w:type="dxa" w:w="80"/>
               <w:right w:type="dxa" w:w="120"/>
             </w:tcMar>
           </w:tcPr>
@@ -348,20 +544,261 @@
               <w:right w:val="single" w:color="CCCCCC" w:sz="1"/>
             </w:tcBorders>
             <w:tcMar>
-              <w:top w:type="dxa" w:w="60"/>
+              <w:top w:type="dxa" w:w="80"/>
               <w:left w:type="dxa" w:w="120"/>
-              <w:bottom w:type="dxa" w:w="60"/>
+              <w:bottom w:type="dxa" w:w="80"/>
               <w:right w:type="dxa" w:w="120"/>
             </w:tcMar>
           </w:tcPr>
           <w:p>
-            <w:r>
-              <w:rPr>
-                <w:rFonts w:ascii="Arial" w:cs="Arial" w:eastAsia="Arial" w:hAnsi="Arial"/>
-                <w:sz w:val="20"/>
-                <w:szCs w:val="20"/>
-              </w:rPr>
-              <w:t xml:space="preserve">Mini Lesson: Introduction to Recursion</w:t>
+            <w:pPr>
+              <w:spacing w:after="80" w:before="80"/>
+            </w:pPr>
+            <w:r>
+              <w:rPr>
+                <w:rFonts w:ascii="Arial" w:cs="Arial" w:eastAsia="Arial" w:hAnsi="Arial"/>
+                <w:b/>
+                <w:bCs/>
+                <w:i w:val="false"/>
+                <w:iCs w:val="false"/>
+                <w:color w:val="000000"/>
+                <w:sz w:val="22"/>
+                <w:szCs w:val="22"/>
+              </w:rPr>
+              <w:t xml:space="preserve">Mini Lesson: </w:t>
+            </w:r>
+            <w:r>
+              <w:rPr>
+                <w:rFonts w:ascii="Arial" w:cs="Arial" w:eastAsia="Arial" w:hAnsi="Arial"/>
+                <w:b w:val="false"/>
+                <w:bCs w:val="false"/>
+                <w:i w:val="false"/>
+                <w:iCs w:val="false"/>
+                <w:color w:val="000000"/>
+                <w:sz w:val="22"/>
+                <w:szCs w:val="22"/>
+              </w:rPr>
+              <w:t xml:space="preserve">Introduction to Recursion</w:t>
+            </w:r>
+            <w:r>
+              <w:rPr>
+                <w:rFonts w:ascii="Arial" w:cs="Arial" w:eastAsia="Arial" w:hAnsi="Arial"/>
+                <w:sz w:val="20"/>
+                <w:szCs w:val="20"/>
+              </w:rPr>
+              <w:br/>
+              <w:t xml:space="preserve"/>
+            </w:r>
+            <w:r>
+              <w:rPr>
+                <w:rFonts w:ascii="Arial" w:cs="Arial" w:eastAsia="Arial" w:hAnsi="Arial"/>
+                <w:sz w:val="20"/>
+                <w:szCs w:val="20"/>
+              </w:rPr>
+              <w:br/>
+              <w:t xml:space="preserve"/>
+            </w:r>
+            <w:r>
+              <w:rPr>
+                <w:rFonts w:ascii="Arial" w:cs="Arial" w:eastAsia="Arial" w:hAnsi="Arial"/>
+                <w:b/>
+                <w:bCs/>
+                <w:i/>
+                <w:iCs/>
+                <w:color w:val="000000"/>
+                <w:sz w:val="20"/>
+                <w:szCs w:val="20"/>
+              </w:rPr>
+              <w:t xml:space="preserve">Learning Target: </w:t>
+            </w:r>
+            <w:r>
+              <w:rPr>
+                <w:rFonts w:ascii="Arial" w:cs="Arial" w:eastAsia="Arial" w:hAnsi="Arial"/>
+                <w:b w:val="false"/>
+                <w:bCs w:val="false"/>
+                <w:i/>
+                <w:iCs/>
+                <w:color w:val="333333"/>
+                <w:sz w:val="20"/>
+                <w:szCs w:val="20"/>
+              </w:rPr>
+              <w:t xml:space="preserve">I can understand how recursion works and write simple recursive functions with base cases and recursive cases.</w:t>
+            </w:r>
+            <w:r>
+              <w:rPr>
+                <w:rFonts w:ascii="Arial" w:cs="Arial" w:eastAsia="Arial" w:hAnsi="Arial"/>
+                <w:sz w:val="20"/>
+                <w:szCs w:val="20"/>
+              </w:rPr>
+              <w:br/>
+              <w:t xml:space="preserve"/>
+            </w:r>
+            <w:r>
+              <w:rPr>
+                <w:rFonts w:ascii="Arial" w:cs="Arial" w:eastAsia="Arial" w:hAnsi="Arial"/>
+                <w:sz w:val="20"/>
+                <w:szCs w:val="20"/>
+              </w:rPr>
+              <w:br/>
+              <w:t xml:space="preserve"/>
+            </w:r>
+            <w:r>
+              <w:rPr>
+                <w:rFonts w:ascii="Arial" w:cs="Arial" w:eastAsia="Arial" w:hAnsi="Arial"/>
+                <w:b w:val="false"/>
+                <w:bCs w:val="false"/>
+                <w:i w:val="false"/>
+                <w:iCs w:val="false"/>
+                <w:color w:val="000000"/>
+                <w:sz w:val="20"/>
+                <w:szCs w:val="20"/>
+              </w:rPr>
+              <w:t xml:space="preserve">Recursion — A function that calls itself to solve a smaller version of the same problem.</w:t>
+            </w:r>
+            <w:r>
+              <w:rPr>
+                <w:rFonts w:ascii="Arial" w:cs="Arial" w:eastAsia="Arial" w:hAnsi="Arial"/>
+                <w:sz w:val="20"/>
+                <w:szCs w:val="20"/>
+              </w:rPr>
+              <w:br/>
+              <w:t xml:space="preserve"/>
+            </w:r>
+            <w:r>
+              <w:rPr>
+                <w:rFonts w:ascii="Arial" w:cs="Arial" w:eastAsia="Arial" w:hAnsi="Arial"/>
+                <w:b w:val="false"/>
+                <w:bCs w:val="false"/>
+                <w:i w:val="false"/>
+                <w:iCs w:val="false"/>
+                <w:color w:val="000000"/>
+                <w:sz w:val="20"/>
+                <w:szCs w:val="20"/>
+              </w:rPr>
+              <w:t xml:space="preserve">Base Case — The condition that stops the recursion. Without it, infinite recursion occurs.</w:t>
+            </w:r>
+            <w:r>
+              <w:rPr>
+                <w:rFonts w:ascii="Arial" w:cs="Arial" w:eastAsia="Arial" w:hAnsi="Arial"/>
+                <w:sz w:val="20"/>
+                <w:szCs w:val="20"/>
+              </w:rPr>
+              <w:br/>
+              <w:t xml:space="preserve"/>
+            </w:r>
+            <w:r>
+              <w:rPr>
+                <w:rFonts w:ascii="Arial" w:cs="Arial" w:eastAsia="Arial" w:hAnsi="Arial"/>
+                <w:sz w:val="20"/>
+                <w:szCs w:val="20"/>
+              </w:rPr>
+              <w:br/>
+              <w:t xml:space="preserve"/>
+            </w:r>
+            <w:r>
+              <w:rPr>
+                <w:rFonts w:ascii="Arial" w:cs="Arial" w:eastAsia="Arial" w:hAnsi="Arial"/>
+                <w:b/>
+                <w:bCs/>
+                <w:i w:val="false"/>
+                <w:iCs w:val="false"/>
+                <w:color w:val="000000"/>
+                <w:sz w:val="20"/>
+                <w:szCs w:val="20"/>
+              </w:rPr>
+              <w:t xml:space="preserve">Vocabulary: </w:t>
+            </w:r>
+            <w:r>
+              <w:rPr>
+                <w:rFonts w:ascii="Arial" w:cs="Arial" w:eastAsia="Arial" w:hAnsi="Arial"/>
+                <w:b w:val="false"/>
+                <w:bCs w:val="false"/>
+                <w:i w:val="false"/>
+                <w:iCs w:val="false"/>
+                <w:color w:val="000000"/>
+                <w:sz w:val="20"/>
+                <w:szCs w:val="20"/>
+              </w:rPr>
+              <w:t xml:space="preserve">Recursion, Base Case, Recursive Case, Call Stack, Stack Overflow, How Recursion Works</w:t>
+            </w:r>
+            <w:r>
+              <w:rPr>
+                <w:rFonts w:ascii="Arial" w:cs="Arial" w:eastAsia="Arial" w:hAnsi="Arial"/>
+                <w:sz w:val="20"/>
+                <w:szCs w:val="20"/>
+              </w:rPr>
+              <w:br/>
+              <w:t xml:space="preserve"/>
+            </w:r>
+            <w:r>
+              <w:rPr>
+                <w:rFonts w:ascii="Arial" w:cs="Arial" w:eastAsia="Arial" w:hAnsi="Arial"/>
+                <w:sz w:val="20"/>
+                <w:szCs w:val="20"/>
+              </w:rPr>
+              <w:br/>
+              <w:t xml:space="preserve"/>
+            </w:r>
+            <w:r>
+              <w:rPr>
+                <w:rFonts w:ascii="Arial" w:cs="Arial" w:eastAsia="Arial" w:hAnsi="Arial"/>
+                <w:b/>
+                <w:bCs/>
+                <w:i/>
+                <w:iCs/>
+                <w:color w:val="555555"/>
+                <w:sz w:val="20"/>
+                <w:szCs w:val="20"/>
+              </w:rPr>
+              <w:t xml:space="preserve">→ Live Demo — </w:t>
+            </w:r>
+            <w:r>
+              <w:rPr>
+                <w:rFonts w:ascii="Arial" w:cs="Arial" w:eastAsia="Arial" w:hAnsi="Arial"/>
+                <w:b w:val="false"/>
+                <w:bCs w:val="false"/>
+                <w:i/>
+                <w:iCs/>
+                <w:color w:val="555555"/>
+                <w:sz w:val="20"/>
+                <w:szCs w:val="20"/>
+              </w:rPr>
+              <w:t xml:space="preserve">type examples as students follow along in their own editor.</w:t>
+            </w:r>
+            <w:r>
+              <w:rPr>
+                <w:rFonts w:ascii="Arial" w:cs="Arial" w:eastAsia="Arial" w:hAnsi="Arial"/>
+                <w:sz w:val="20"/>
+                <w:szCs w:val="20"/>
+              </w:rPr>
+              <w:br/>
+              <w:t xml:space="preserve"/>
+            </w:r>
+            <w:r>
+              <w:rPr>
+                <w:rFonts w:ascii="Arial" w:cs="Arial" w:eastAsia="Arial" w:hAnsi="Arial"/>
+                <w:b/>
+                <w:bCs/>
+                <w:i/>
+                <w:iCs/>
+                <w:color w:val="555555"/>
+                <w:sz w:val="20"/>
+                <w:szCs w:val="20"/>
+              </w:rPr>
+              <w:t xml:space="preserve">→ Check for Understanding: </w:t>
+            </w:r>
+            <w:r>
+              <w:rPr>
+                <w:rFonts w:ascii="Arial" w:cs="Arial" w:eastAsia="Arial" w:hAnsi="Arial"/>
+                <w:b w:val="false"/>
+                <w:bCs w:val="false"/>
+                <w:i/>
+                <w:iCs/>
+                <w:color w:val="555555"/>
+                <w:sz w:val="20"/>
+                <w:szCs w:val="20"/>
+              </w:rPr>
+              <w:t xml:space="preserve">pause and cold-call: “Can someone explain what we just did in their own words?”</w:t>
             </w:r>
           </w:p>
         </w:tc>
@@ -377,9 +814,9 @@
               <w:right w:val="single" w:color="CCCCCC" w:sz="1"/>
             </w:tcBorders>
             <w:tcMar>
-              <w:top w:type="dxa" w:w="60"/>
+              <w:top w:type="dxa" w:w="80"/>
               <w:left w:type="dxa" w:w="120"/>
-              <w:bottom w:type="dxa" w:w="60"/>
+              <w:bottom w:type="dxa" w:w="80"/>
               <w:right w:type="dxa" w:w="120"/>
             </w:tcMar>
           </w:tcPr>
@@ -406,20 +843,90 @@
               <w:right w:val="single" w:color="CCCCCC" w:sz="1"/>
             </w:tcBorders>
             <w:tcMar>
-              <w:top w:type="dxa" w:w="60"/>
+              <w:top w:type="dxa" w:w="80"/>
               <w:left w:type="dxa" w:w="120"/>
-              <w:bottom w:type="dxa" w:w="60"/>
+              <w:bottom w:type="dxa" w:w="80"/>
               <w:right w:type="dxa" w:w="120"/>
             </w:tcMar>
           </w:tcPr>
           <w:p>
-            <w:r>
-              <w:rPr>
-                <w:rFonts w:ascii="Arial" w:cs="Arial" w:eastAsia="Arial" w:hAnsi="Arial"/>
-                <w:sz w:val="20"/>
-                <w:szCs w:val="20"/>
+            <w:pPr>
+              <w:spacing w:after="80" w:before="80"/>
+            </w:pPr>
+            <w:r>
+              <w:rPr>
+                <w:rFonts w:ascii="Arial" w:cs="Arial" w:eastAsia="Arial" w:hAnsi="Arial"/>
+                <w:b/>
+                <w:bCs/>
+                <w:i w:val="false"/>
+                <w:iCs w:val="false"/>
+                <w:color w:val="000000"/>
+                <w:sz w:val="22"/>
+                <w:szCs w:val="22"/>
               </w:rPr>
               <w:t xml:space="preserve">Guided Practice</w:t>
+            </w:r>
+            <w:r>
+              <w:rPr>
+                <w:rFonts w:ascii="Arial" w:cs="Arial" w:eastAsia="Arial" w:hAnsi="Arial"/>
+                <w:sz w:val="20"/>
+                <w:szCs w:val="20"/>
+              </w:rPr>
+              <w:br/>
+              <w:t xml:space="preserve"/>
+            </w:r>
+            <w:r>
+              <w:rPr>
+                <w:rFonts w:ascii="Arial" w:cs="Arial" w:eastAsia="Arial" w:hAnsi="Arial"/>
+                <w:sz w:val="20"/>
+                <w:szCs w:val="20"/>
+              </w:rPr>
+              <w:br/>
+              <w:t xml:space="preserve"/>
+            </w:r>
+            <w:r>
+              <w:rPr>
+                <w:rFonts w:ascii="Arial" w:cs="Arial" w:eastAsia="Arial" w:hAnsi="Arial"/>
+                <w:b w:val="false"/>
+                <w:bCs w:val="false"/>
+                <w:i w:val="false"/>
+                <w:iCs w:val="false"/>
+                <w:color w:val="000000"/>
+                <w:sz w:val="20"/>
+                <w:szCs w:val="20"/>
+              </w:rPr>
+              <w:t xml:space="preserve">Step 1: Write a function that returns the factorial of a number.</w:t>
+            </w:r>
+            <w:r>
+              <w:rPr>
+                <w:rFonts w:ascii="Arial" w:cs="Arial" w:eastAsia="Arial" w:hAnsi="Arial"/>
+                <w:sz w:val="20"/>
+                <w:szCs w:val="20"/>
+              </w:rPr>
+              <w:br/>
+              <w:t xml:space="preserve"/>
+            </w:r>
+            <w:r>
+              <w:rPr>
+                <w:rFonts w:ascii="Arial" w:cs="Arial" w:eastAsia="Arial" w:hAnsi="Arial"/>
+                <w:sz w:val="20"/>
+                <w:szCs w:val="20"/>
+              </w:rPr>
+              <w:br/>
+              <w:t xml:space="preserve"/>
+            </w:r>
+            <w:r>
+              <w:rPr>
+                <w:rFonts w:ascii="Arial" w:cs="Arial" w:eastAsia="Arial" w:hAnsi="Arial"/>
+                <w:b w:val="false"/>
+                <w:bCs w:val="false"/>
+                <w:i/>
+                <w:iCs/>
+                <w:color w:val="555555"/>
+                <w:sz w:val="20"/>
+                <w:szCs w:val="20"/>
+              </w:rPr>
+              <w:t xml:space="preserve">→ Teacher models — students try alongside, then compare results.</w:t>
             </w:r>
           </w:p>
         </w:tc>
@@ -435,9 +942,9 @@
               <w:right w:val="single" w:color="CCCCCC" w:sz="1"/>
             </w:tcBorders>
             <w:tcMar>
-              <w:top w:type="dxa" w:w="60"/>
+              <w:top w:type="dxa" w:w="80"/>
               <w:left w:type="dxa" w:w="120"/>
-              <w:bottom w:type="dxa" w:w="60"/>
+              <w:bottom w:type="dxa" w:w="80"/>
               <w:right w:type="dxa" w:w="120"/>
             </w:tcMar>
           </w:tcPr>
@@ -450,7 +957,7 @@
                 <w:sz w:val="20"/>
                 <w:szCs w:val="20"/>
               </w:rPr>
-              <w:t xml:space="preserve">15-20 min</w:t>
+              <w:t xml:space="preserve">15–20 min</w:t>
             </w:r>
           </w:p>
         </w:tc>
@@ -464,20 +971,81 @@
               <w:right w:val="single" w:color="CCCCCC" w:sz="1"/>
             </w:tcBorders>
             <w:tcMar>
-              <w:top w:type="dxa" w:w="60"/>
+              <w:top w:type="dxa" w:w="80"/>
               <w:left w:type="dxa" w:w="120"/>
-              <w:bottom w:type="dxa" w:w="60"/>
+              <w:bottom w:type="dxa" w:w="80"/>
               <w:right w:type="dxa" w:w="120"/>
             </w:tcMar>
           </w:tcPr>
           <w:p>
-            <w:r>
-              <w:rPr>
-                <w:rFonts w:ascii="Arial" w:cs="Arial" w:eastAsia="Arial" w:hAnsi="Arial"/>
-                <w:sz w:val="20"/>
-                <w:szCs w:val="20"/>
+            <w:pPr>
+              <w:spacing w:after="80" w:before="80"/>
+            </w:pPr>
+            <w:r>
+              <w:rPr>
+                <w:rFonts w:ascii="Arial" w:cs="Arial" w:eastAsia="Arial" w:hAnsi="Arial"/>
+                <w:b/>
+                <w:bCs/>
+                <w:i w:val="false"/>
+                <w:iCs w:val="false"/>
+                <w:color w:val="000000"/>
+                <w:sz w:val="22"/>
+                <w:szCs w:val="22"/>
               </w:rPr>
               <w:t xml:space="preserve">Independent Practice / Code Along</w:t>
+            </w:r>
+            <w:r>
+              <w:rPr>
+                <w:rFonts w:ascii="Arial" w:cs="Arial" w:eastAsia="Arial" w:hAnsi="Arial"/>
+                <w:sz w:val="20"/>
+                <w:szCs w:val="20"/>
+              </w:rPr>
+              <w:br/>
+              <w:t xml:space="preserve"/>
+            </w:r>
+            <w:r>
+              <w:rPr>
+                <w:rFonts w:ascii="Arial" w:cs="Arial" w:eastAsia="Arial" w:hAnsi="Arial"/>
+                <w:b w:val="false"/>
+                <w:bCs w:val="false"/>
+                <w:i w:val="false"/>
+                <w:iCs w:val="false"/>
+                <w:color w:val="000000"/>
+                <w:sz w:val="20"/>
+                <w:szCs w:val="20"/>
+              </w:rPr>
+              <w:t xml:space="preserve">    Work through problems from the day's exercise set.</w:t>
+            </w:r>
+            <w:r>
+              <w:rPr>
+                <w:rFonts w:ascii="Arial" w:cs="Arial" w:eastAsia="Arial" w:hAnsi="Arial"/>
+                <w:sz w:val="20"/>
+                <w:szCs w:val="20"/>
+              </w:rPr>
+              <w:br/>
+              <w:t xml:space="preserve"/>
+            </w:r>
+            <w:r>
+              <w:rPr>
+                <w:rFonts w:ascii="Arial" w:cs="Arial" w:eastAsia="Arial" w:hAnsi="Arial"/>
+                <w:sz w:val="20"/>
+                <w:szCs w:val="20"/>
+              </w:rPr>
+              <w:br/>
+              <w:t xml:space="preserve"/>
+            </w:r>
+            <w:r>
+              <w:rPr>
+                <w:rFonts w:ascii="Arial" w:cs="Arial" w:eastAsia="Arial" w:hAnsi="Arial"/>
+                <w:b w:val="false"/>
+                <w:bCs w:val="false"/>
+                <w:i/>
+                <w:iCs/>
+                <w:color w:val="555555"/>
+                <w:sz w:val="20"/>
+                <w:szCs w:val="20"/>
+              </w:rPr>
+              <w:t xml:space="preserve">→ Teacher circulates — offer hints, check for understanding.</w:t>
             </w:r>
           </w:p>
         </w:tc>
@@ -493,9 +1061,9 @@
               <w:right w:val="single" w:color="CCCCCC" w:sz="1"/>
             </w:tcBorders>
             <w:tcMar>
-              <w:top w:type="dxa" w:w="60"/>
+              <w:top w:type="dxa" w:w="80"/>
               <w:left w:type="dxa" w:w="120"/>
-              <w:bottom w:type="dxa" w:w="60"/>
+              <w:bottom w:type="dxa" w:w="80"/>
               <w:right w:type="dxa" w:w="120"/>
             </w:tcMar>
           </w:tcPr>
@@ -522,20 +1090,90 @@
               <w:right w:val="single" w:color="CCCCCC" w:sz="1"/>
             </w:tcBorders>
             <w:tcMar>
-              <w:top w:type="dxa" w:w="60"/>
+              <w:top w:type="dxa" w:w="80"/>
               <w:left w:type="dxa" w:w="120"/>
-              <w:bottom w:type="dxa" w:w="60"/>
+              <w:bottom w:type="dxa" w:w="80"/>
               <w:right w:type="dxa" w:w="120"/>
             </w:tcMar>
           </w:tcPr>
           <w:p>
-            <w:r>
-              <w:rPr>
-                <w:rFonts w:ascii="Arial" w:cs="Arial" w:eastAsia="Arial" w:hAnsi="Arial"/>
-                <w:sz w:val="20"/>
-                <w:szCs w:val="20"/>
+            <w:pPr>
+              <w:spacing w:after="80" w:before="80"/>
+            </w:pPr>
+            <w:r>
+              <w:rPr>
+                <w:rFonts w:ascii="Arial" w:cs="Arial" w:eastAsia="Arial" w:hAnsi="Arial"/>
+                <w:b/>
+                <w:bCs/>
+                <w:i w:val="false"/>
+                <w:iCs w:val="false"/>
+                <w:color w:val="000000"/>
+                <w:sz w:val="22"/>
+                <w:szCs w:val="22"/>
               </w:rPr>
               <w:t xml:space="preserve">Exit Ticket / Wrap-Up</w:t>
+            </w:r>
+            <w:r>
+              <w:rPr>
+                <w:rFonts w:ascii="Arial" w:cs="Arial" w:eastAsia="Arial" w:hAnsi="Arial"/>
+                <w:sz w:val="20"/>
+                <w:szCs w:val="20"/>
+              </w:rPr>
+              <w:br/>
+              <w:t xml:space="preserve"/>
+            </w:r>
+            <w:r>
+              <w:rPr>
+                <w:rFonts w:ascii="Arial" w:cs="Arial" w:eastAsia="Arial" w:hAnsi="Arial"/>
+                <w:sz w:val="20"/>
+                <w:szCs w:val="20"/>
+              </w:rPr>
+              <w:br/>
+              <w:t xml:space="preserve"/>
+            </w:r>
+            <w:r>
+              <w:rPr>
+                <w:rFonts w:ascii="Arial" w:cs="Arial" w:eastAsia="Arial" w:hAnsi="Arial"/>
+                <w:b w:val="false"/>
+                <w:bCs w:val="false"/>
+                <w:i w:val="false"/>
+                <w:iCs w:val="false"/>
+                <w:color w:val="000000"/>
+                <w:sz w:val="20"/>
+                <w:szCs w:val="20"/>
+              </w:rPr>
+              <w:t xml:space="preserve">Quick Check: Understand how recursion works and write simple recursive functions with base cases and recursive cases?</w:t>
+            </w:r>
+            <w:r>
+              <w:rPr>
+                <w:rFonts w:ascii="Arial" w:cs="Arial" w:eastAsia="Arial" w:hAnsi="Arial"/>
+                <w:sz w:val="20"/>
+                <w:szCs w:val="20"/>
+              </w:rPr>
+              <w:br/>
+              <w:t xml:space="preserve"/>
+            </w:r>
+            <w:r>
+              <w:rPr>
+                <w:rFonts w:ascii="Arial" w:cs="Arial" w:eastAsia="Arial" w:hAnsi="Arial"/>
+                <w:sz w:val="20"/>
+                <w:szCs w:val="20"/>
+              </w:rPr>
+              <w:br/>
+              <w:t xml:space="preserve"/>
+            </w:r>
+            <w:r>
+              <w:rPr>
+                <w:rFonts w:ascii="Arial" w:cs="Arial" w:eastAsia="Arial" w:hAnsi="Arial"/>
+                <w:b w:val="false"/>
+                <w:bCs w:val="false"/>
+                <w:i/>
+                <w:iCs/>
+                <w:color w:val="555555"/>
+                <w:sz w:val="20"/>
+                <w:szCs w:val="20"/>
+              </w:rPr>
+              <w:t xml:space="preserve">→ 3–2–1: Name 3 things learned, 2 new vocab words, 1 question you still have.</w:t>
             </w:r>
           </w:p>
         </w:tc>
@@ -762,19 +1400,6 @@
                 <w:sz w:val="18"/>
                 <w:szCs w:val="18"/>
               </w:rPr>
-              <w:t xml:space="preserve"># Example 1: Simple countdown (base case = 0)</w:t>
-            </w:r>
-          </w:p>
-          <w:p>
-            <w:pPr>
-              <w:spacing w:after="20"/>
-            </w:pPr>
-            <w:r>
-              <w:rPr>
-                <w:rFonts w:ascii="Courier New" w:cs="Courier New" w:eastAsia="Courier New" w:hAnsi="Courier New"/>
-                <w:sz w:val="18"/>
-                <w:szCs w:val="18"/>
-              </w:rPr>
               <w:t xml:space="preserve">def countdown(n):</w:t>
             </w:r>
           </w:p>
@@ -892,85 +1517,85 @@
                 <w:sz w:val="18"/>
                 <w:szCs w:val="18"/>
               </w:rPr>
-              <w:t xml:space="preserve"># Output:</w:t>
-            </w:r>
-          </w:p>
-          <w:p>
-            <w:pPr>
-              <w:spacing w:after="20"/>
-            </w:pPr>
-            <w:r>
-              <w:rPr>
-                <w:rFonts w:ascii="Courier New" w:cs="Courier New" w:eastAsia="Courier New" w:hAnsi="Courier New"/>
-                <w:sz w:val="18"/>
-                <w:szCs w:val="18"/>
-              </w:rPr>
-              <w:t xml:space="preserve"># 3</w:t>
-            </w:r>
-          </w:p>
-          <w:p>
-            <w:pPr>
-              <w:spacing w:after="20"/>
-            </w:pPr>
-            <w:r>
-              <w:rPr>
-                <w:rFonts w:ascii="Courier New" w:cs="Courier New" w:eastAsia="Courier New" w:hAnsi="Courier New"/>
-                <w:sz w:val="18"/>
-                <w:szCs w:val="18"/>
-              </w:rPr>
-              <w:t xml:space="preserve"># 2</w:t>
-            </w:r>
-          </w:p>
-          <w:p>
-            <w:pPr>
-              <w:spacing w:after="20"/>
-            </w:pPr>
-            <w:r>
-              <w:rPr>
-                <w:rFonts w:ascii="Courier New" w:cs="Courier New" w:eastAsia="Courier New" w:hAnsi="Courier New"/>
-                <w:sz w:val="18"/>
-                <w:szCs w:val="18"/>
-              </w:rPr>
-              <w:t xml:space="preserve"># 1</w:t>
-            </w:r>
-          </w:p>
-          <w:p>
-            <w:pPr>
-              <w:spacing w:after="20"/>
-            </w:pPr>
-            <w:r>
-              <w:rPr>
-                <w:rFonts w:ascii="Courier New" w:cs="Courier New" w:eastAsia="Courier New" w:hAnsi="Courier New"/>
-                <w:sz w:val="18"/>
-                <w:szCs w:val="18"/>
-              </w:rPr>
-              <w:t xml:space="preserve"># Blastoff!</w:t>
-            </w:r>
-          </w:p>
-          <w:p>
-            <w:pPr>
-              <w:spacing w:after="20"/>
-            </w:pPr>
-            <w:r>
-              <w:rPr>
-                <w:rFonts w:ascii="Courier New" w:cs="Courier New" w:eastAsia="Courier New" w:hAnsi="Courier New"/>
-                <w:sz w:val="18"/>
-                <w:szCs w:val="18"/>
-              </w:rPr>
-              <w:t xml:space="preserve"> </w:t>
-            </w:r>
-          </w:p>
-          <w:p>
-            <w:pPr>
-              <w:spacing w:after="20"/>
-            </w:pPr>
-            <w:r>
-              <w:rPr>
-                <w:rFonts w:ascii="Courier New" w:cs="Courier New" w:eastAsia="Courier New" w:hAnsi="Courier New"/>
-                <w:sz w:val="18"/>
-                <w:szCs w:val="18"/>
-              </w:rPr>
-              <w:t xml:space="preserve"># Example 2: Sum of numbers (base case = 1)</w:t>
+              <w:t xml:space="preserve"> </w:t>
+            </w:r>
+          </w:p>
+          <w:p>
+            <w:pPr>
+              <w:spacing w:after="20"/>
+            </w:pPr>
+            <w:r>
+              <w:rPr>
+                <w:rFonts w:ascii="Courier New" w:cs="Courier New" w:eastAsia="Courier New" w:hAnsi="Courier New"/>
+                <w:sz w:val="18"/>
+                <w:szCs w:val="18"/>
+              </w:rPr>
+              <w:t xml:space="preserve"> </w:t>
+            </w:r>
+          </w:p>
+          <w:p>
+            <w:pPr>
+              <w:spacing w:after="20"/>
+            </w:pPr>
+            <w:r>
+              <w:rPr>
+                <w:rFonts w:ascii="Courier New" w:cs="Courier New" w:eastAsia="Courier New" w:hAnsi="Courier New"/>
+                <w:sz w:val="18"/>
+                <w:szCs w:val="18"/>
+              </w:rPr>
+              <w:t xml:space="preserve"> </w:t>
+            </w:r>
+          </w:p>
+          <w:p>
+            <w:pPr>
+              <w:spacing w:after="20"/>
+            </w:pPr>
+            <w:r>
+              <w:rPr>
+                <w:rFonts w:ascii="Courier New" w:cs="Courier New" w:eastAsia="Courier New" w:hAnsi="Courier New"/>
+                <w:sz w:val="18"/>
+                <w:szCs w:val="18"/>
+              </w:rPr>
+              <w:t xml:space="preserve"> </w:t>
+            </w:r>
+          </w:p>
+          <w:p>
+            <w:pPr>
+              <w:spacing w:after="20"/>
+            </w:pPr>
+            <w:r>
+              <w:rPr>
+                <w:rFonts w:ascii="Courier New" w:cs="Courier New" w:eastAsia="Courier New" w:hAnsi="Courier New"/>
+                <w:sz w:val="18"/>
+                <w:szCs w:val="18"/>
+              </w:rPr>
+              <w:t xml:space="preserve"> </w:t>
+            </w:r>
+          </w:p>
+          <w:p>
+            <w:pPr>
+              <w:spacing w:after="20"/>
+            </w:pPr>
+            <w:r>
+              <w:rPr>
+                <w:rFonts w:ascii="Courier New" w:cs="Courier New" w:eastAsia="Courier New" w:hAnsi="Courier New"/>
+                <w:sz w:val="18"/>
+                <w:szCs w:val="18"/>
+              </w:rPr>
+              <w:t xml:space="preserve"> </w:t>
+            </w:r>
+          </w:p>
+          <w:p>
+            <w:pPr>
+              <w:spacing w:after="20"/>
+            </w:pPr>
+            <w:r>
+              <w:rPr>
+                <w:rFonts w:ascii="Courier New" w:cs="Courier New" w:eastAsia="Courier New" w:hAnsi="Courier New"/>
+                <w:sz w:val="18"/>
+                <w:szCs w:val="18"/>
+              </w:rPr>
+              <w:t xml:space="preserve"> </w:t>
             </w:r>
           </w:p>
           <w:p>
@@ -1087,111 +1712,111 @@
                 <w:sz w:val="18"/>
                 <w:szCs w:val="18"/>
               </w:rPr>
-              <w:t xml:space="preserve"># How it works:</w:t>
-            </w:r>
-          </w:p>
-          <w:p>
-            <w:pPr>
-              <w:spacing w:after="20"/>
-            </w:pPr>
-            <w:r>
-              <w:rPr>
-                <w:rFonts w:ascii="Courier New" w:cs="Courier New" w:eastAsia="Courier New" w:hAnsi="Courier New"/>
-                <w:sz w:val="18"/>
-                <w:szCs w:val="18"/>
-              </w:rPr>
-              <w:t xml:space="preserve"># sum_to_n(5) = 5 + sum_to_n(4)</w:t>
-            </w:r>
-          </w:p>
-          <w:p>
-            <w:pPr>
-              <w:spacing w:after="20"/>
-            </w:pPr>
-            <w:r>
-              <w:rPr>
-                <w:rFonts w:ascii="Courier New" w:cs="Courier New" w:eastAsia="Courier New" w:hAnsi="Courier New"/>
-                <w:sz w:val="18"/>
-                <w:szCs w:val="18"/>
-              </w:rPr>
-              <w:t xml:space="preserve"># sum_to_n(4) = 4 + sum_to_n(3)</w:t>
-            </w:r>
-          </w:p>
-          <w:p>
-            <w:pPr>
-              <w:spacing w:after="20"/>
-            </w:pPr>
-            <w:r>
-              <w:rPr>
-                <w:rFonts w:ascii="Courier New" w:cs="Courier New" w:eastAsia="Courier New" w:hAnsi="Courier New"/>
-                <w:sz w:val="18"/>
-                <w:szCs w:val="18"/>
-              </w:rPr>
-              <w:t xml:space="preserve"># sum_to_n(3) = 3 + sum_to_n(2)</w:t>
-            </w:r>
-          </w:p>
-          <w:p>
-            <w:pPr>
-              <w:spacing w:after="20"/>
-            </w:pPr>
-            <w:r>
-              <w:rPr>
-                <w:rFonts w:ascii="Courier New" w:cs="Courier New" w:eastAsia="Courier New" w:hAnsi="Courier New"/>
-                <w:sz w:val="18"/>
-                <w:szCs w:val="18"/>
-              </w:rPr>
-              <w:t xml:space="preserve"># sum_to_n(2) = 2 + sum_to_n(1)</w:t>
-            </w:r>
-          </w:p>
-          <w:p>
-            <w:pPr>
-              <w:spacing w:after="20"/>
-            </w:pPr>
-            <w:r>
-              <w:rPr>
-                <w:rFonts w:ascii="Courier New" w:cs="Courier New" w:eastAsia="Courier New" w:hAnsi="Courier New"/>
-                <w:sz w:val="18"/>
-                <w:szCs w:val="18"/>
-              </w:rPr>
-              <w:t xml:space="preserve"># sum_to_n(1) = 1  &lt;- Base case!</w:t>
-            </w:r>
-          </w:p>
-          <w:p>
-            <w:pPr>
-              <w:spacing w:after="20"/>
-            </w:pPr>
-            <w:r>
-              <w:rPr>
-                <w:rFonts w:ascii="Courier New" w:cs="Courier New" w:eastAsia="Courier New" w:hAnsi="Courier New"/>
-                <w:sz w:val="18"/>
-                <w:szCs w:val="18"/>
-              </w:rPr>
-              <w:t xml:space="preserve"># Working back: 1 + 2 + 3 + 4 + 5 = 15</w:t>
-            </w:r>
-          </w:p>
-          <w:p>
-            <w:pPr>
-              <w:spacing w:after="20"/>
-            </w:pPr>
-            <w:r>
-              <w:rPr>
-                <w:rFonts w:ascii="Courier New" w:cs="Courier New" w:eastAsia="Courier New" w:hAnsi="Courier New"/>
-                <w:sz w:val="18"/>
-                <w:szCs w:val="18"/>
-              </w:rPr>
-              <w:t xml:space="preserve"> </w:t>
-            </w:r>
-          </w:p>
-          <w:p>
-            <w:pPr>
-              <w:spacing w:after="20"/>
-            </w:pPr>
-            <w:r>
-              <w:rPr>
-                <w:rFonts w:ascii="Courier New" w:cs="Courier New" w:eastAsia="Courier New" w:hAnsi="Courier New"/>
-                <w:sz w:val="18"/>
-                <w:szCs w:val="18"/>
-              </w:rPr>
-              <w:t xml:space="preserve"># Example 3: Factorial (n! = n * (n-1)!)</w:t>
+              <w:t xml:space="preserve"> </w:t>
+            </w:r>
+          </w:p>
+          <w:p>
+            <w:pPr>
+              <w:spacing w:after="20"/>
+            </w:pPr>
+            <w:r>
+              <w:rPr>
+                <w:rFonts w:ascii="Courier New" w:cs="Courier New" w:eastAsia="Courier New" w:hAnsi="Courier New"/>
+                <w:sz w:val="18"/>
+                <w:szCs w:val="18"/>
+              </w:rPr>
+              <w:t xml:space="preserve"> </w:t>
+            </w:r>
+          </w:p>
+          <w:p>
+            <w:pPr>
+              <w:spacing w:after="20"/>
+            </w:pPr>
+            <w:r>
+              <w:rPr>
+                <w:rFonts w:ascii="Courier New" w:cs="Courier New" w:eastAsia="Courier New" w:hAnsi="Courier New"/>
+                <w:sz w:val="18"/>
+                <w:szCs w:val="18"/>
+              </w:rPr>
+              <w:t xml:space="preserve"> </w:t>
+            </w:r>
+          </w:p>
+          <w:p>
+            <w:pPr>
+              <w:spacing w:after="20"/>
+            </w:pPr>
+            <w:r>
+              <w:rPr>
+                <w:rFonts w:ascii="Courier New" w:cs="Courier New" w:eastAsia="Courier New" w:hAnsi="Courier New"/>
+                <w:sz w:val="18"/>
+                <w:szCs w:val="18"/>
+              </w:rPr>
+              <w:t xml:space="preserve"> </w:t>
+            </w:r>
+          </w:p>
+          <w:p>
+            <w:pPr>
+              <w:spacing w:after="20"/>
+            </w:pPr>
+            <w:r>
+              <w:rPr>
+                <w:rFonts w:ascii="Courier New" w:cs="Courier New" w:eastAsia="Courier New" w:hAnsi="Courier New"/>
+                <w:sz w:val="18"/>
+                <w:szCs w:val="18"/>
+              </w:rPr>
+              <w:t xml:space="preserve"> </w:t>
+            </w:r>
+          </w:p>
+          <w:p>
+            <w:pPr>
+              <w:spacing w:after="20"/>
+            </w:pPr>
+            <w:r>
+              <w:rPr>
+                <w:rFonts w:ascii="Courier New" w:cs="Courier New" w:eastAsia="Courier New" w:hAnsi="Courier New"/>
+                <w:sz w:val="18"/>
+                <w:szCs w:val="18"/>
+              </w:rPr>
+              <w:t xml:space="preserve"> </w:t>
+            </w:r>
+          </w:p>
+          <w:p>
+            <w:pPr>
+              <w:spacing w:after="20"/>
+            </w:pPr>
+            <w:r>
+              <w:rPr>
+                <w:rFonts w:ascii="Courier New" w:cs="Courier New" w:eastAsia="Courier New" w:hAnsi="Courier New"/>
+                <w:sz w:val="18"/>
+                <w:szCs w:val="18"/>
+              </w:rPr>
+              <w:t xml:space="preserve"> </w:t>
+            </w:r>
+          </w:p>
+          <w:p>
+            <w:pPr>
+              <w:spacing w:after="20"/>
+            </w:pPr>
+            <w:r>
+              <w:rPr>
+                <w:rFonts w:ascii="Courier New" w:cs="Courier New" w:eastAsia="Courier New" w:hAnsi="Courier New"/>
+                <w:sz w:val="18"/>
+                <w:szCs w:val="18"/>
+              </w:rPr>
+              <w:t xml:space="preserve"> </w:t>
+            </w:r>
+          </w:p>
+          <w:p>
+            <w:pPr>
+              <w:spacing w:after="20"/>
+            </w:pPr>
+            <w:r>
+              <w:rPr>
+                <w:rFonts w:ascii="Courier New" w:cs="Courier New" w:eastAsia="Courier New" w:hAnsi="Courier New"/>
+                <w:sz w:val="18"/>
+                <w:szCs w:val="18"/>
+              </w:rPr>
+              <w:t xml:space="preserve"> </w:t>
             </w:r>
           </w:p>
           <w:p>
@@ -1308,7 +1933,7 @@
                 <w:sz w:val="18"/>
                 <w:szCs w:val="18"/>
               </w:rPr>
-              <w:t xml:space="preserve"># Example 4: Power function (a^b)</w:t>
+              <w:t xml:space="preserve"> </w:t>
             </w:r>
           </w:p>
           <w:p>
@@ -1425,7 +2050,7 @@
                 <w:sz w:val="18"/>
                 <w:szCs w:val="18"/>
               </w:rPr>
-              <w:t xml:space="preserve"># Example 5: String reversal</w:t>
+              <w:t xml:space="preserve"> </w:t>
             </w:r>
           </w:p>
           <w:p>
@@ -1542,7 +2167,7 @@
                 <w:sz w:val="18"/>
                 <w:szCs w:val="18"/>
               </w:rPr>
-              <w:t xml:space="preserve"># Example 6: Check if palindrome</w:t>
+              <w:t xml:space="preserve"> </w:t>
             </w:r>
           </w:p>
           <w:p>
@@ -1685,7 +2310,7 @@
                 <w:sz w:val="18"/>
                 <w:szCs w:val="18"/>
               </w:rPr>
-              <w:t xml:space="preserve"># Example 7: Sum of list elements</w:t>
+              <w:t xml:space="preserve"> </w:t>
             </w:r>
           </w:p>
           <w:p>
@@ -1802,7 +2427,7 @@
                 <w:sz w:val="18"/>
                 <w:szCs w:val="18"/>
               </w:rPr>
-              <w:t xml:space="preserve"># Example 8: Recursion with multiple calls (Fibonacci)</w:t>
+              <w:t xml:space="preserve"> </w:t>
             </w:r>
           </w:p>
           <w:p>
@@ -1919,7 +2544,7 @@
                 <w:sz w:val="18"/>
                 <w:szCs w:val="18"/>
               </w:rPr>
-              <w:t xml:space="preserve"># Example 9: Recursion with strings</w:t>
+              <w:t xml:space="preserve"> </w:t>
             </w:r>
           </w:p>
           <w:p>
@@ -2075,7 +2700,7 @@
                 <w:sz w:val="18"/>
                 <w:szCs w:val="18"/>
               </w:rPr>
-              <w:t xml:space="preserve"># Example 10: Understanding the call stack</w:t>
+              <w:t xml:space="preserve"> </w:t>
             </w:r>
           </w:p>
           <w:p>
@@ -2193,19 +2818,6 @@
                 <w:szCs w:val="18"/>
               </w:rPr>
               <w:t xml:space="preserve">call_stack_demo(3)</w:t>
-            </w:r>
-          </w:p>
-          <w:p>
-            <w:pPr>
-              <w:spacing w:after="20"/>
-            </w:pPr>
-            <w:r>
-              <w:rPr>
-                <w:rFonts w:ascii="Courier New" w:cs="Courier New" w:eastAsia="Courier New" w:hAnsi="Courier New"/>
-                <w:sz w:val="18"/>
-                <w:szCs w:val="18"/>
-              </w:rPr>
-              <w:t xml:space="preserve"># Shows how the call stack builds up and then unwinds</w:t>
             </w:r>
           </w:p>
         </w:tc>
@@ -2813,19 +3425,6 @@
                 <w:sz w:val="18"/>
                 <w:szCs w:val="18"/>
               </w:rPr>
-              <w:t xml:space="preserve"># Beginner</w:t>
-            </w:r>
-          </w:p>
-          <w:p>
-            <w:pPr>
-              <w:spacing w:after="20"/>
-            </w:pPr>
-            <w:r>
-              <w:rPr>
-                <w:rFonts w:ascii="Courier New" w:cs="Courier New" w:eastAsia="Courier New" w:hAnsi="Courier New"/>
-                <w:sz w:val="18"/>
-                <w:szCs w:val="18"/>
-              </w:rPr>
               <w:t xml:space="preserve">def multiply(a, b):</w:t>
             </w:r>
           </w:p>
@@ -2930,7 +3529,7 @@
                 <w:sz w:val="18"/>
                 <w:szCs w:val="18"/>
               </w:rPr>
-              <w:t xml:space="preserve"># Intermediate</w:t>
+              <w:t xml:space="preserve"> </w:t>
             </w:r>
           </w:p>
           <w:p>
@@ -3060,7 +3659,7 @@
                 <w:sz w:val="18"/>
                 <w:szCs w:val="18"/>
               </w:rPr>
-              <w:t xml:space="preserve"># Challenge (GCD)</w:t>
+              <w:t xml:space="preserve"> </w:t>
             </w:r>
           </w:p>
           <w:p>

--- a/Coding 2 - year/Unit 3 - Advanced Functions & Algorithms/Daily Lesson Plans/Word/Day 16.docx
+++ b/Coding 2 - year/Unit 3 - Advanced Functions & Algorithms/Daily Lesson Plans/Word/Day 16.docx
@@ -380,7 +380,7 @@
                 <w:sz w:val="20"/>
                 <w:szCs w:val="20"/>
               </w:rPr>
-              <w:t xml:space="preserve">    In your own words: Understand how recursion works and write simple recursive functions with base cases and recursive cases?</w:t>
+              <w:t xml:space="preserve">    Rate your current confidence with how recursion works and write simple recursive functions with base cases and recursive cases from 1-5. What's one specific question you have about it?</w:t>
             </w:r>
             <w:r>
               <w:rPr>
@@ -477,7 +477,7 @@
                 <w:sz w:val="20"/>
                 <w:szCs w:val="20"/>
               </w:rPr>
-              <w:t xml:space="preserve">Today's Goal: By the end of class you will be able to understand how recursion works and write simple recursive functions with base cases and recursive cases.</w:t>
+              <w:t xml:space="preserve">Today’s Goal: By the end of class you will be able to understand how recursion works and write simple recursive functions with base cases and recursive cases.</w:t>
             </w:r>
             <w:r>
               <w:rPr>
@@ -1142,7 +1142,7 @@
                 <w:sz w:val="20"/>
                 <w:szCs w:val="20"/>
               </w:rPr>
-              <w:t xml:space="preserve">Quick Check: Understand how recursion works and write simple recursive functions with base cases and recursive cases?</w:t>
+              <w:t xml:space="preserve">Rate your confidence with how recursion works and write simple recursive functions with base cases and recursive cases now (1-5). What's one thing that became clearer today?</w:t>
             </w:r>
             <w:r>
               <w:rPr>

--- a/Coding 2 - year/Unit 3 - Advanced Functions & Algorithms/Daily Lesson Plans/Word/Day 16.docx
+++ b/Coding 2 - year/Unit 3 - Advanced Functions & Algorithms/Daily Lesson Plans/Word/Day 16.docx
@@ -706,6 +706,125 @@
                 <w:sz w:val="20"/>
                 <w:szCs w:val="20"/>
               </w:rPr>
+              <w:t xml:space="preserve">Key Concepts:</w:t>
+            </w:r>
+            <w:r>
+              <w:rPr>
+                <w:rFonts w:ascii="Arial" w:cs="Arial" w:eastAsia="Arial" w:hAnsi="Arial"/>
+                <w:sz w:val="20"/>
+                <w:szCs w:val="20"/>
+              </w:rPr>
+              <w:br/>
+              <w:t xml:space="preserve"/>
+            </w:r>
+            <w:r>
+              <w:rPr>
+                <w:rFonts w:ascii="Arial" w:cs="Arial" w:eastAsia="Arial" w:hAnsi="Arial"/>
+                <w:b w:val="false"/>
+                <w:bCs w:val="false"/>
+                <w:i w:val="false"/>
+                <w:iCs w:val="false"/>
+                <w:color w:val="000000"/>
+                <w:sz w:val="20"/>
+                <w:szCs w:val="20"/>
+              </w:rPr>
+              <w:t xml:space="preserve">    • Function calls itself with simpler input</w:t>
+            </w:r>
+            <w:r>
+              <w:rPr>
+                <w:rFonts w:ascii="Arial" w:cs="Arial" w:eastAsia="Arial" w:hAnsi="Arial"/>
+                <w:sz w:val="20"/>
+                <w:szCs w:val="20"/>
+              </w:rPr>
+              <w:br/>
+              <w:t xml:space="preserve"/>
+            </w:r>
+            <w:r>
+              <w:rPr>
+                <w:rFonts w:ascii="Arial" w:cs="Arial" w:eastAsia="Arial" w:hAnsi="Arial"/>
+                <w:b w:val="false"/>
+                <w:bCs w:val="false"/>
+                <w:i w:val="false"/>
+                <w:iCs w:val="false"/>
+                <w:color w:val="000000"/>
+                <w:sz w:val="20"/>
+                <w:szCs w:val="20"/>
+              </w:rPr>
+              <w:t xml:space="preserve">    • Each call adds to the call stack</w:t>
+            </w:r>
+            <w:r>
+              <w:rPr>
+                <w:rFonts w:ascii="Arial" w:cs="Arial" w:eastAsia="Arial" w:hAnsi="Arial"/>
+                <w:sz w:val="20"/>
+                <w:szCs w:val="20"/>
+              </w:rPr>
+              <w:br/>
+              <w:t xml:space="preserve"/>
+            </w:r>
+            <w:r>
+              <w:rPr>
+                <w:rFonts w:ascii="Arial" w:cs="Arial" w:eastAsia="Arial" w:hAnsi="Arial"/>
+                <w:b w:val="false"/>
+                <w:bCs w:val="false"/>
+                <w:i w:val="false"/>
+                <w:iCs w:val="false"/>
+                <w:color w:val="000000"/>
+                <w:sz w:val="20"/>
+                <w:szCs w:val="20"/>
+              </w:rPr>
+              <w:t xml:space="preserve">    • Base case is reached, function returns</w:t>
+            </w:r>
+            <w:r>
+              <w:rPr>
+                <w:rFonts w:ascii="Arial" w:cs="Arial" w:eastAsia="Arial" w:hAnsi="Arial"/>
+                <w:sz w:val="20"/>
+                <w:szCs w:val="20"/>
+              </w:rPr>
+              <w:br/>
+              <w:t xml:space="preserve"/>
+            </w:r>
+            <w:r>
+              <w:rPr>
+                <w:rFonts w:ascii="Arial" w:cs="Arial" w:eastAsia="Arial" w:hAnsi="Arial"/>
+                <w:b w:val="false"/>
+                <w:bCs w:val="false"/>
+                <w:i w:val="false"/>
+                <w:iCs w:val="false"/>
+                <w:color w:val="000000"/>
+                <w:sz w:val="20"/>
+                <w:szCs w:val="20"/>
+              </w:rPr>
+              <w:t xml:space="preserve">    • Result propagates back up the stack</w:t>
+            </w:r>
+            <w:r>
+              <w:rPr>
+                <w:rFonts w:ascii="Arial" w:cs="Arial" w:eastAsia="Arial" w:hAnsi="Arial"/>
+                <w:sz w:val="20"/>
+                <w:szCs w:val="20"/>
+              </w:rPr>
+              <w:br/>
+              <w:t xml:space="preserve"/>
+            </w:r>
+            <w:r>
+              <w:rPr>
+                <w:rFonts w:ascii="Arial" w:cs="Arial" w:eastAsia="Arial" w:hAnsi="Arial"/>
+                <w:sz w:val="20"/>
+                <w:szCs w:val="20"/>
+              </w:rPr>
+              <w:br/>
+              <w:t xml:space="preserve"/>
+            </w:r>
+            <w:r>
+              <w:rPr>
+                <w:rFonts w:ascii="Arial" w:cs="Arial" w:eastAsia="Arial" w:hAnsi="Arial"/>
+                <w:b/>
+                <w:bCs/>
+                <w:i w:val="false"/>
+                <w:iCs w:val="false"/>
+                <w:color w:val="000000"/>
+                <w:sz w:val="20"/>
+                <w:szCs w:val="20"/>
+              </w:rPr>
               <w:t xml:space="preserve">Vocabulary: </w:t>
             </w:r>
             <w:r>
@@ -1006,6 +1125,19 @@
             <w:r>
               <w:rPr>
                 <w:rFonts w:ascii="Arial" w:cs="Arial" w:eastAsia="Arial" w:hAnsi="Arial"/>
+                <w:b/>
+                <w:bCs/>
+                <w:i w:val="false"/>
+                <w:iCs w:val="false"/>
+                <w:color w:val="000000"/>
+                <w:sz w:val="20"/>
+                <w:szCs w:val="20"/>
+              </w:rPr>
+              <w:t xml:space="preserve">    Beginner: </w:t>
+            </w:r>
+            <w:r>
+              <w:rPr>
+                <w:rFonts w:ascii="Arial" w:cs="Arial" w:eastAsia="Arial" w:hAnsi="Arial"/>
                 <w:b w:val="false"/>
                 <w:bCs w:val="false"/>
                 <w:i w:val="false"/>
@@ -1014,7 +1146,77 @@
                 <w:sz w:val="20"/>
                 <w:szCs w:val="20"/>
               </w:rPr>
-              <w:t xml:space="preserve">    Work through problems from the day's exercise set.</w:t>
+              <w:t xml:space="preserve">Write a recursive function that multiplies two numbers (repeated addition).</w:t>
+            </w:r>
+            <w:r>
+              <w:rPr>
+                <w:rFonts w:ascii="Arial" w:cs="Arial" w:eastAsia="Arial" w:hAnsi="Arial"/>
+                <w:sz w:val="20"/>
+                <w:szCs w:val="20"/>
+              </w:rPr>
+              <w:br/>
+              <w:t xml:space="preserve"/>
+            </w:r>
+            <w:r>
+              <w:rPr>
+                <w:rFonts w:ascii="Arial" w:cs="Arial" w:eastAsia="Arial" w:hAnsi="Arial"/>
+                <w:b/>
+                <w:bCs/>
+                <w:i w:val="false"/>
+                <w:iCs w:val="false"/>
+                <w:color w:val="000000"/>
+                <w:sz w:val="20"/>
+                <w:szCs w:val="20"/>
+              </w:rPr>
+              <w:t xml:space="preserve">    Intermediate: </w:t>
+            </w:r>
+            <w:r>
+              <w:rPr>
+                <w:rFonts w:ascii="Arial" w:cs="Arial" w:eastAsia="Arial" w:hAnsi="Arial"/>
+                <w:b w:val="false"/>
+                <w:bCs w:val="false"/>
+                <w:i w:val="false"/>
+                <w:iCs w:val="false"/>
+                <w:color w:val="000000"/>
+                <w:sz w:val="20"/>
+                <w:szCs w:val="20"/>
+              </w:rPr>
+              <w:t xml:space="preserve">Write a recursive function that finds the maximum value in a list.</w:t>
+            </w:r>
+            <w:r>
+              <w:rPr>
+                <w:rFonts w:ascii="Arial" w:cs="Arial" w:eastAsia="Arial" w:hAnsi="Arial"/>
+                <w:sz w:val="20"/>
+                <w:szCs w:val="20"/>
+              </w:rPr>
+              <w:br/>
+              <w:t xml:space="preserve"/>
+            </w:r>
+            <w:r>
+              <w:rPr>
+                <w:rFonts w:ascii="Arial" w:cs="Arial" w:eastAsia="Arial" w:hAnsi="Arial"/>
+                <w:b/>
+                <w:bCs/>
+                <w:i w:val="false"/>
+                <w:iCs w:val="false"/>
+                <w:color w:val="000000"/>
+                <w:sz w:val="20"/>
+                <w:szCs w:val="20"/>
+              </w:rPr>
+              <w:t xml:space="preserve">    Challenge: </w:t>
+            </w:r>
+            <w:r>
+              <w:rPr>
+                <w:rFonts w:ascii="Arial" w:cs="Arial" w:eastAsia="Arial" w:hAnsi="Arial"/>
+                <w:b w:val="false"/>
+                <w:bCs w:val="false"/>
+                <w:i w:val="false"/>
+                <w:iCs w:val="false"/>
+                <w:color w:val="000000"/>
+                <w:sz w:val="20"/>
+                <w:szCs w:val="20"/>
+              </w:rPr>
+              <w:t xml:space="preserve">Write a recursive function that solves a classic problem (like computing GCD or checking nested list structure).</w:t>
             </w:r>
             <w:r>
               <w:rPr>
@@ -3836,6 +4038,94 @@
       <w:pPr>
         <w:spacing w:after="160"/>
       </w:pPr>
+    </w:p>
+    <w:p>
+      <w:pPr>
+        <w:pBdr>
+          <w:bottom w:val="single" w:color="1B7A4A" w:sz="4" w:space="4"/>
+        </w:pBdr>
+        <w:spacing w:after="100" w:before="120"/>
+      </w:pPr>
+      <w:r>
+        <w:rPr>
+          <w:rFonts w:ascii="Arial" w:cs="Arial" w:eastAsia="Arial" w:hAnsi="Arial"/>
+          <w:b/>
+          <w:bCs/>
+          <w:color w:val="1B7A4A"/>
+          <w:sz w:val="24"/>
+          <w:szCs w:val="24"/>
+        </w:rPr>
+        <w:t xml:space="preserve">Practice Problems</w:t>
+      </w:r>
+    </w:p>
+    <w:p>
+      <w:pPr>
+        <w:spacing w:after="80"/>
+      </w:pPr>
+      <w:r>
+        <w:rPr>
+          <w:rFonts w:ascii="Arial" w:cs="Arial" w:eastAsia="Arial" w:hAnsi="Arial"/>
+          <w:b/>
+          <w:bCs/>
+          <w:sz w:val="20"/>
+          <w:szCs w:val="20"/>
+        </w:rPr>
+        <w:t xml:space="preserve">Problem 1: </w:t>
+      </w:r>
+      <w:r>
+        <w:rPr>
+          <w:rFonts w:ascii="Arial" w:cs="Arial" w:eastAsia="Arial" w:hAnsi="Arial"/>
+          <w:sz w:val="20"/>
+          <w:szCs w:val="20"/>
+        </w:rPr>
+        <w:t xml:space="preserve">Beginner:  Write a recursive function that multiplies two numbers (repeated addition).</w:t>
+      </w:r>
+    </w:p>
+    <w:p>
+      <w:pPr>
+        <w:spacing w:after="80"/>
+      </w:pPr>
+      <w:r>
+        <w:rPr>
+          <w:rFonts w:ascii="Arial" w:cs="Arial" w:eastAsia="Arial" w:hAnsi="Arial"/>
+          <w:b/>
+          <w:bCs/>
+          <w:sz w:val="20"/>
+          <w:szCs w:val="20"/>
+        </w:rPr>
+        <w:t xml:space="preserve">Problem 2: </w:t>
+      </w:r>
+      <w:r>
+        <w:rPr>
+          <w:rFonts w:ascii="Arial" w:cs="Arial" w:eastAsia="Arial" w:hAnsi="Arial"/>
+          <w:sz w:val="20"/>
+          <w:szCs w:val="20"/>
+        </w:rPr>
+        <w:t xml:space="preserve">Intermediate:  Write a recursive function that finds the maximum value in a list.</w:t>
+      </w:r>
+    </w:p>
+    <w:p>
+      <w:pPr>
+        <w:spacing w:after="80"/>
+      </w:pPr>
+      <w:r>
+        <w:rPr>
+          <w:rFonts w:ascii="Arial" w:cs="Arial" w:eastAsia="Arial" w:hAnsi="Arial"/>
+          <w:b/>
+          <w:bCs/>
+          <w:sz w:val="20"/>
+          <w:szCs w:val="20"/>
+        </w:rPr>
+        <w:t xml:space="preserve">Problem 3: </w:t>
+      </w:r>
+      <w:r>
+        <w:rPr>
+          <w:rFonts w:ascii="Arial" w:cs="Arial" w:eastAsia="Arial" w:hAnsi="Arial"/>
+          <w:sz w:val="20"/>
+          <w:szCs w:val="20"/>
+        </w:rPr>
+        <w:t xml:space="preserve">Challenge:  Write a recursive function that solves a classic problem (like computing GCD or checking nested list structure).</w:t>
+      </w:r>
     </w:p>
     <w:p>
       <w:pPr>
